--- a/docs/livo-architecture-whitepaper.docx
+++ b/docs/livo-architecture-whitepaper.docx
@@ -164,7 +164,7 @@
           <w:color w:val="17201F"/>
           <w:sz w:val="22"/>
         </w:rPr>
-        <w:t>The implementation uses the browser Web Audio API and deterministic acoustic heuristics, not an external STT, TTS, LLM, or phoneme API. This was chosen over Whisper, Deepgram, or cloud LLM judging because the assessment must be reachable without private API keys and because local processing materially reduces DPDP risk for voice data.</w:t>
+        <w:t>The implementation uses the browser Web Audio API and deterministic acoustic heuristics for the core score. Optional coaching can use Qwen3 4B or Gemma 3 4B through a Vercel API route to an OpenAI-compatible inference endpoint. The route sends the transcript and derived scores/issues, never raw audio. This preserves a no-key browser experience for baseline feedback while allowing richer coaching when a server-side model endpoint is configured.</w:t>
       </w:r>
     </w:p>
     <w:p>
@@ -240,7 +240,7 @@
           <w:color w:val="17201F"/>
           <w:sz w:val="22"/>
         </w:rPr>
-        <w:t>Voice recordings can identify a speaker and are treated as digital personal data. The app therefore uses data minimization by default: it does not upload, store, or log the audio. Processing happens only after an affirmative consent checkbox, and reset/page refresh clears the local object URL, decoded buffer, transcript, and analysis state.</w:t>
+        <w:t>Voice recordings can identify a speaker and are treated as digital personal data. The app therefore uses data minimization by default: it does not upload, store, or log the audio. Processing happens only after an affirmative consent checkbox, and reset/page refresh clears the local object URL, decoded buffer, transcript, and analysis state. Optional model coaching requires separate consent before sending transcript and derived assessment data.</w:t>
       </w:r>
     </w:p>
     <w:p>
